--- a/docs/Tableau_Walkthrough_Guide.docx
+++ b/docs/Tableau_Walkthrough_Guide.docx
@@ -33,12 +33,102 @@
     <w:p>
       <w:pPr>
         <w:spacing w:after="300"/>
-      </w:pPr>
-      <w:r>
         <w:rPr>
           <w:color w:val="595959"/>
         </w:rPr>
+      </w:pPr>
+      <w:r>
+        <w:rPr>
+          <w:color w:val="595959"/>
+        </w:rPr>
         <w:t>Chris Girvin | Companion file: call_center_tableau_source.xlsx | Built from your actual call-center-pipeline repo</w:t>
+      </w:r>
+    </w:p>
+    <w:p>
+      <w:pPr>
+        <w:spacing w:after="300"/>
+      </w:pPr>
+      <w:r>
+        <w:t>Please note that additional findings were found as of August 13</w:t>
+      </w:r>
+      <w:r>
+        <w:rPr>
+          <w:vertAlign w:val="superscript"/>
+        </w:rPr>
+        <w:t>th</w:t>
+      </w:r>
+      <w:r>
+        <w:t xml:space="preserve"> – the write up can be fund under the Findings document – see below</w:t>
+      </w:r>
+    </w:p>
+    <w:p>
+      <w:pPr>
+        <w:pStyle w:val="ListParagraph"/>
+        <w:numPr>
+          <w:ilvl w:val="0"/>
+          <w:numId w:val="3"/>
+        </w:numPr>
+        <w:spacing w:after="300"/>
+      </w:pPr>
+      <w:r>
+        <w:t xml:space="preserve">in reference to </w:t>
+      </w:r>
+      <w:proofErr w:type="gramStart"/>
+      <w:r>
+        <w:t>COUNTD(</w:t>
+      </w:r>
+      <w:proofErr w:type="gramEnd"/>
+      <w:r>
+        <w:t>[Agent Name]</w:t>
+      </w:r>
+      <w:r>
+        <w:t>),</w:t>
+      </w:r>
+      <w:r>
+        <w:t xml:space="preserve"> this field was changed to </w:t>
+      </w:r>
+      <w:proofErr w:type="gramStart"/>
+      <w:r>
+        <w:t>COUNTD(</w:t>
+      </w:r>
+      <w:proofErr w:type="gramEnd"/>
+      <w:r>
+        <w:t>[Agent Num])</w:t>
+      </w:r>
+    </w:p>
+    <w:p>
+      <w:pPr>
+        <w:pStyle w:val="ListParagraph"/>
+        <w:numPr>
+          <w:ilvl w:val="0"/>
+          <w:numId w:val="3"/>
+        </w:numPr>
+        <w:spacing w:after="300"/>
+      </w:pPr>
+      <w:r>
+        <w:t xml:space="preserve">in reference to </w:t>
+      </w:r>
+      <w:r>
+        <w:t>RANK_</w:t>
+      </w:r>
+      <w:proofErr w:type="gramStart"/>
+      <w:r>
+        <w:t>DENSE(COUNT(</w:t>
+      </w:r>
+      <w:proofErr w:type="gramEnd"/>
+      <w:r>
+        <w:t>[Call Ref]), 'desc')</w:t>
+      </w:r>
+      <w:r>
+        <w:t xml:space="preserve">, this field was changed to </w:t>
+      </w:r>
+      <w:proofErr w:type="gramStart"/>
+      <w:r>
+        <w:t>RANK(COUNT(</w:t>
+      </w:r>
+      <w:proofErr w:type="gramEnd"/>
+      <w:r>
+        <w:t>[Call Ref]), 'desc')</w:t>
       </w:r>
     </w:p>
     <w:tbl>
@@ -384,7 +474,15 @@
           <w:sz w:val="22"/>
           <w:szCs w:val="22"/>
         </w:rPr>
-        <w:t xml:space="preserve"> the real architecture: Python extracts and standardizes 20-plus messy legacy exports, SQL Server window functions handle deduplication and ranking, and Tableau connects only to clean, governed output. </w:t>
+        <w:t xml:space="preserve"> the real architecture: Python extracts and standardizes 20-plus </w:t>
+      </w:r>
+      <w:r>
+        <w:rPr>
+          <w:sz w:val="22"/>
+          <w:szCs w:val="22"/>
+        </w:rPr>
+        <w:lastRenderedPageBreak/>
+        <w:t xml:space="preserve">messy legacy exports, SQL Server window functions handle deduplication and ranking, and Tableau connects only to clean, governed output. </w:t>
       </w:r>
       <w:r>
         <w:rPr>
@@ -440,14 +538,7 @@
           <w:sz w:val="22"/>
           <w:szCs w:val="22"/>
         </w:rPr>
-        <w:t xml:space="preserve"> the dashboards </w:t>
-      </w:r>
-      <w:r>
-        <w:rPr>
-          <w:sz w:val="22"/>
-          <w:szCs w:val="22"/>
-        </w:rPr>
-        <w:t xml:space="preserve">without needing a SQL Server instance visible </w:t>
+        <w:t xml:space="preserve"> the dashboards without needing a SQL Server instance visible </w:t>
       </w:r>
       <w:proofErr w:type="gramStart"/>
       <w:r>
@@ -455,14 +546,7 @@
           <w:sz w:val="22"/>
           <w:szCs w:val="22"/>
         </w:rPr>
-        <w:t xml:space="preserve">on </w:t>
-      </w:r>
-      <w:r>
-        <w:rPr>
-          <w:sz w:val="22"/>
-          <w:szCs w:val="22"/>
-        </w:rPr>
-        <w:t>screen</w:t>
+        <w:t>on screen</w:t>
       </w:r>
       <w:proofErr w:type="gramEnd"/>
       <w:r>
@@ -498,7 +582,6 @@
           <w:sz w:val="22"/>
           <w:szCs w:val="22"/>
         </w:rPr>
-        <w:lastRenderedPageBreak/>
         <w:t xml:space="preserve">If anyone asks why </w:t>
       </w:r>
       <w:r>
@@ -541,14 +624,7 @@
           <w:sz w:val="22"/>
           <w:szCs w:val="22"/>
         </w:rPr>
-        <w:t xml:space="preserve"> </w:t>
-      </w:r>
-      <w:r>
-        <w:rPr>
-          <w:sz w:val="22"/>
-          <w:szCs w:val="22"/>
-        </w:rPr>
-        <w:t>In production</w:t>
+        <w:t xml:space="preserve"> In production</w:t>
       </w:r>
       <w:r>
         <w:rPr>
@@ -920,7 +996,15 @@
           <w:sz w:val="22"/>
           <w:szCs w:val="22"/>
         </w:rPr>
-        <w:t>These five fields power all three dashboards below. Build them once, here, before starting on individual sheets. Building Calls Handled as a named calculated field, rather than dragging Call Ref to a shelf and renaming it each time, means it carries its name into every worksheet automatically instead of needing to be renamed sheet by sheet.</w:t>
+        <w:t xml:space="preserve">These five fields power all three dashboards below. Build them once, here, before starting on individual sheets. Building Calls Handled as a named calculated field, rather than dragging Call Ref to a shelf and </w:t>
+      </w:r>
+      <w:r>
+        <w:rPr>
+          <w:sz w:val="22"/>
+          <w:szCs w:val="22"/>
+        </w:rPr>
+        <w:lastRenderedPageBreak/>
+        <w:t>renaming it each time, means it carries its name into every worksheet automatically instead of needing to be renamed sheet by sheet.</w:t>
       </w:r>
     </w:p>
     <w:p>
@@ -986,7 +1070,6 @@
           <w:sz w:val="24"/>
           <w:szCs w:val="24"/>
         </w:rPr>
-        <w:lastRenderedPageBreak/>
         <w:t>Resolved (Numeric)</w:t>
       </w:r>
     </w:p>
@@ -1394,6 +1477,7 @@
           <w:sz w:val="22"/>
           <w:szCs w:val="22"/>
         </w:rPr>
+        <w:lastRenderedPageBreak/>
         <w:t>New Worksheet. Name it Team AHT and Resolution Rate. Drag Manager Name to Rows. Drag Average Handle Time (Sec) to Columns. Drag Resolution Rate to Label or to a second axis (dual-axis bar). Sort by Average Handle Time (Sec) descending so the slowest team surfaces first.</w:t>
       </w:r>
     </w:p>
@@ -1436,7 +1520,6 @@
           <w:sz w:val="24"/>
           <w:szCs w:val="24"/>
         </w:rPr>
-        <w:lastRenderedPageBreak/>
         <w:t>What to say while you build it</w:t>
       </w:r>
     </w:p>
@@ -1822,6 +1905,7 @@
           <w:sz w:val="22"/>
           <w:szCs w:val="22"/>
         </w:rPr>
+        <w:lastRenderedPageBreak/>
         <w:t>The field choice matters here. Matching on Agent Name filters the scatter down to one single dot. Matching on Manager Name filters it to that agent's whole team, which is the actual story, whether a team as a group runs fast-and-thin or slow-and-thorough, not just one person's day.</w:t>
       </w:r>
     </w:p>
@@ -1868,7 +1952,6 @@
           <w:sz w:val="22"/>
           <w:szCs w:val="22"/>
         </w:rPr>
-        <w:lastRenderedPageBreak/>
         <w:t>The Compute Using setting on Agent Rank in Team does not reliably survive edits. Removing a pill, re-adding it, or rebuilding the sheet can silently reset it back to Table (Down), which either ranks every agent 1 through 103 straight down the page, or, if Manager Name accidentally gets checked instead of Agent Name, ranks every single agent as 1 because each one becomes its own one-row partition. After any rework of this sheet, right-click Agent Rank in Team, Edit Table Calculation, and confirm Agent Name only is checked before you trust the numbers.</w:t>
       </w:r>
     </w:p>
@@ -2117,6 +2200,7 @@
           <w:sz w:val="22"/>
           <w:szCs w:val="22"/>
         </w:rPr>
+        <w:lastRenderedPageBreak/>
         <w:t>Drag Calls Handled onto Text on the Marks card. Leave Rows and Columns empty — with no dimensions on either shelf, Tableau renders a single text mark instead of a table.</w:t>
       </w:r>
     </w:p>
@@ -2170,7 +2254,6 @@
           <w:sz w:val="22"/>
           <w:szCs w:val="22"/>
         </w:rPr>
-        <w:lastRenderedPageBreak/>
         <w:t>Worksheet B — Agents Affected:</w:t>
       </w:r>
     </w:p>
@@ -2492,6 +2575,7 @@
           <w:sz w:val="24"/>
           <w:szCs w:val="24"/>
         </w:rPr>
+        <w:lastRenderedPageBreak/>
         <w:t>What to say while you build it</w:t>
       </w:r>
     </w:p>
@@ -2532,7 +2616,6 @@
           <w:sz w:val="22"/>
           <w:szCs w:val="22"/>
         </w:rPr>
-        <w:lastRenderedPageBreak/>
         <w:t>If the distinct-agent tile or the Data Quality Finding text box comes up: While I was validating this, I noticed the distinct-agent count was returning zero even though the call count was correct. I traced it back to the legacy org chart itself — four agent IDs have never had a name attached, anywhere upstream. That's a source-system gap I caught before it reached the report, not a bug in what you're looking at. This is a stronger answer live than a silent blank tile, because it shows the same defect-catching instinct the whole dashboard is meant to demonstrate.</w:t>
       </w:r>
     </w:p>
@@ -2844,7 +2927,15 @@
           <w:sz w:val="22"/>
           <w:szCs w:val="22"/>
         </w:rPr>
-        <w:t>RANK_DENSE showing 1 for every single agent: this is the opposite problem, over-partitioning, not under-partitioning. It means Manager Name got checked under Specific Dimensions instead of, or along with, Agent Name, which makes every agent their own partition of exactly one row. Uncheck everything, check Agent Name only, leave Manager Name unchecked.</w:t>
+        <w:t xml:space="preserve">RANK_DENSE showing 1 for every single agent: this is the opposite problem, over-partitioning, not under-partitioning. It means Manager Name got checked under Specific Dimensions instead of, or along </w:t>
+      </w:r>
+      <w:r>
+        <w:rPr>
+          <w:sz w:val="22"/>
+          <w:szCs w:val="22"/>
+        </w:rPr>
+        <w:lastRenderedPageBreak/>
+        <w:t>with, Agent Name, which makes every agent their own partition of exactly one row. Uncheck everything, check Agent Name only, leave Manager Name unchecked.</w:t>
       </w:r>
     </w:p>
     <w:p>
@@ -2882,15 +2973,7 @@
           <w:sz w:val="22"/>
           <w:szCs w:val="22"/>
         </w:rPr>
-        <w:t xml:space="preserve">Trying to drag one measure directly onto another on the Marks card to merge them into one flush column and it will not land: this gesture is unreliable across Tableau versions. Do not spend more than a couple of </w:t>
-      </w:r>
-      <w:r>
-        <w:rPr>
-          <w:sz w:val="22"/>
-          <w:szCs w:val="22"/>
-        </w:rPr>
-        <w:lastRenderedPageBreak/>
-        <w:t>tries on it. Fall back to both measures as separate pills on Columns with Marks set to Text, which is a fully correct, working layout, just a slightly less polished one.</w:t>
+        <w:t>Trying to drag one measure directly onto another on the Marks card to merge them into one flush column and it will not land: this gesture is unreliable across Tableau versions. Do not spend more than a couple of tries on it. Fall back to both measures as separate pills on Columns with Marks set to Text, which is a fully correct, working layout, just a slightly less polished one.</w:t>
       </w:r>
     </w:p>
     <w:p>
@@ -3205,6 +3288,119 @@
       </w:pPr>
     </w:lvl>
   </w:abstractNum>
+  <w:abstractNum w:abstractNumId="2" w15:restartNumberingAfterBreak="0">
+    <w:nsid w:val="2CD102F5"/>
+    <w:multiLevelType w:val="hybridMultilevel"/>
+    <w:tmpl w:val="3E523866"/>
+    <w:lvl w:ilvl="0" w:tplc="04090001">
+      <w:start w:val="1"/>
+      <w:numFmt w:val="bullet"/>
+      <w:lvlText w:val=""/>
+      <w:lvlJc w:val="left"/>
+      <w:pPr>
+        <w:ind w:left="720" w:hanging="360"/>
+      </w:pPr>
+      <w:rPr>
+        <w:rFonts w:ascii="Symbol" w:hAnsi="Symbol" w:hint="default"/>
+      </w:rPr>
+    </w:lvl>
+    <w:lvl w:ilvl="1" w:tplc="04090003" w:tentative="1">
+      <w:start w:val="1"/>
+      <w:numFmt w:val="bullet"/>
+      <w:lvlText w:val="o"/>
+      <w:lvlJc w:val="left"/>
+      <w:pPr>
+        <w:ind w:left="1440" w:hanging="360"/>
+      </w:pPr>
+      <w:rPr>
+        <w:rFonts w:ascii="Courier New" w:hAnsi="Courier New" w:cs="Courier New" w:hint="default"/>
+      </w:rPr>
+    </w:lvl>
+    <w:lvl w:ilvl="2" w:tplc="04090005" w:tentative="1">
+      <w:start w:val="1"/>
+      <w:numFmt w:val="bullet"/>
+      <w:lvlText w:val=""/>
+      <w:lvlJc w:val="left"/>
+      <w:pPr>
+        <w:ind w:left="2160" w:hanging="360"/>
+      </w:pPr>
+      <w:rPr>
+        <w:rFonts w:ascii="Wingdings" w:hAnsi="Wingdings" w:hint="default"/>
+      </w:rPr>
+    </w:lvl>
+    <w:lvl w:ilvl="3" w:tplc="04090001" w:tentative="1">
+      <w:start w:val="1"/>
+      <w:numFmt w:val="bullet"/>
+      <w:lvlText w:val=""/>
+      <w:lvlJc w:val="left"/>
+      <w:pPr>
+        <w:ind w:left="2880" w:hanging="360"/>
+      </w:pPr>
+      <w:rPr>
+        <w:rFonts w:ascii="Symbol" w:hAnsi="Symbol" w:hint="default"/>
+      </w:rPr>
+    </w:lvl>
+    <w:lvl w:ilvl="4" w:tplc="04090003" w:tentative="1">
+      <w:start w:val="1"/>
+      <w:numFmt w:val="bullet"/>
+      <w:lvlText w:val="o"/>
+      <w:lvlJc w:val="left"/>
+      <w:pPr>
+        <w:ind w:left="3600" w:hanging="360"/>
+      </w:pPr>
+      <w:rPr>
+        <w:rFonts w:ascii="Courier New" w:hAnsi="Courier New" w:cs="Courier New" w:hint="default"/>
+      </w:rPr>
+    </w:lvl>
+    <w:lvl w:ilvl="5" w:tplc="04090005" w:tentative="1">
+      <w:start w:val="1"/>
+      <w:numFmt w:val="bullet"/>
+      <w:lvlText w:val=""/>
+      <w:lvlJc w:val="left"/>
+      <w:pPr>
+        <w:ind w:left="4320" w:hanging="360"/>
+      </w:pPr>
+      <w:rPr>
+        <w:rFonts w:ascii="Wingdings" w:hAnsi="Wingdings" w:hint="default"/>
+      </w:rPr>
+    </w:lvl>
+    <w:lvl w:ilvl="6" w:tplc="04090001" w:tentative="1">
+      <w:start w:val="1"/>
+      <w:numFmt w:val="bullet"/>
+      <w:lvlText w:val=""/>
+      <w:lvlJc w:val="left"/>
+      <w:pPr>
+        <w:ind w:left="5040" w:hanging="360"/>
+      </w:pPr>
+      <w:rPr>
+        <w:rFonts w:ascii="Symbol" w:hAnsi="Symbol" w:hint="default"/>
+      </w:rPr>
+    </w:lvl>
+    <w:lvl w:ilvl="7" w:tplc="04090003" w:tentative="1">
+      <w:start w:val="1"/>
+      <w:numFmt w:val="bullet"/>
+      <w:lvlText w:val="o"/>
+      <w:lvlJc w:val="left"/>
+      <w:pPr>
+        <w:ind w:left="5760" w:hanging="360"/>
+      </w:pPr>
+      <w:rPr>
+        <w:rFonts w:ascii="Courier New" w:hAnsi="Courier New" w:cs="Courier New" w:hint="default"/>
+      </w:rPr>
+    </w:lvl>
+    <w:lvl w:ilvl="8" w:tplc="04090005" w:tentative="1">
+      <w:start w:val="1"/>
+      <w:numFmt w:val="bullet"/>
+      <w:lvlText w:val=""/>
+      <w:lvlJc w:val="left"/>
+      <w:pPr>
+        <w:ind w:left="6480" w:hanging="360"/>
+      </w:pPr>
+      <w:rPr>
+        <w:rFonts w:ascii="Wingdings" w:hAnsi="Wingdings" w:hint="default"/>
+      </w:rPr>
+    </w:lvl>
+  </w:abstractNum>
   <w:num w:numId="1" w16cid:durableId="1406300059">
     <w:abstractNumId w:val="1"/>
     <w:lvlOverride w:ilvl="0">
@@ -3216,6 +3412,9 @@
     <w:lvlOverride w:ilvl="0">
       <w:startOverride w:val="1"/>
     </w:lvlOverride>
+  </w:num>
+  <w:num w:numId="3" w16cid:durableId="234434196">
+    <w:abstractNumId w:val="2"/>
   </w:num>
 </w:numbering>
 </file>
